--- a/designPattern/mediator/Mediator.docx
+++ b/designPattern/mediator/Mediator.docx
@@ -38,8 +38,21 @@
           <w:numId w:val="1"/>
         </w:numPr>
       </w:pPr>
-      <w:r>
-        <w:t>ConcreteMediator: Implemneta le operazioni</w:t>
+      <w:proofErr w:type="spellStart"/>
+      <w:r>
+        <w:t>ConcreteMediator</w:t>
+      </w:r>
+      <w:proofErr w:type="spellEnd"/>
+      <w:r>
+        <w:t xml:space="preserve">: </w:t>
+      </w:r>
+      <w:proofErr w:type="spellStart"/>
+      <w:r>
+        <w:t>Implemneta</w:t>
+      </w:r>
+      <w:proofErr w:type="spellEnd"/>
+      <w:r>
+        <w:t xml:space="preserve"> le operazioni</w:t>
       </w:r>
     </w:p>
     <w:p>
@@ -50,20 +63,376 @@
           <w:numId w:val="1"/>
         </w:numPr>
       </w:pPr>
-      <w:r>
-        <w:t>Colleague: Oggetti che devono comunicare</w:t>
+      <w:proofErr w:type="spellStart"/>
+      <w:r>
+        <w:t>Colleague</w:t>
+      </w:r>
+      <w:proofErr w:type="spellEnd"/>
+      <w:r>
+        <w:t>: Oggetti che devono comunicare</w:t>
+      </w:r>
+    </w:p>
+    <w:p>
+      <w:r>
+        <w:t xml:space="preserve">Gli oggetti </w:t>
+      </w:r>
+      <w:proofErr w:type="spellStart"/>
+      <w:r>
+        <w:t>Colleague</w:t>
+      </w:r>
+      <w:proofErr w:type="spellEnd"/>
+      <w:r>
+        <w:t xml:space="preserve"> invocano richieste e le ricevono da un oggetto Mediator. Il Mediator implementa il comportamento cooperativo fra i </w:t>
+      </w:r>
+      <w:proofErr w:type="spellStart"/>
+      <w:r>
+        <w:t>Colleague</w:t>
+      </w:r>
+      <w:proofErr w:type="spellEnd"/>
+      <w:r>
+        <w:t xml:space="preserve"> inoltrando a questi le richieste specifiche.</w:t>
+      </w:r>
+    </w:p>
+    <w:p>
+      <w:r>
+        <w:t>Prendiamo ad esempio un aeroporto che tramite la sua torre di controllo decide quale aereo far atterrare e quale far rimanere in quota per attendere che la pista si svuoti.</w:t>
+      </w:r>
+    </w:p>
+    <w:p>
+      <w:r>
+        <w:t>Cominciamo introducendo la nostra classe Mediator astratta che definirà come deve essere implementato concretamente il nostro Mediator:</w:t>
+      </w:r>
+    </w:p>
+    <w:p>
+      <w:r>
+        <w:rPr>
+          <w:noProof/>
+        </w:rPr>
+        <w:drawing>
+          <wp:inline distT="0" distB="0" distL="0" distR="0" wp14:anchorId="044871C3" wp14:editId="44A62521">
+            <wp:extent cx="6120130" cy="1480185"/>
+            <wp:effectExtent l="0" t="0" r="0" b="5715"/>
+            <wp:docPr id="1700810345" name="Immagine 1"/>
+            <wp:cNvGraphicFramePr>
+              <a:graphicFrameLocks xmlns:a="http://schemas.openxmlformats.org/drawingml/2006/main" noChangeAspect="1"/>
+            </wp:cNvGraphicFramePr>
+            <a:graphic xmlns:a="http://schemas.openxmlformats.org/drawingml/2006/main">
+              <a:graphicData uri="http://schemas.openxmlformats.org/drawingml/2006/picture">
+                <pic:pic xmlns:pic="http://schemas.openxmlformats.org/drawingml/2006/picture">
+                  <pic:nvPicPr>
+                    <pic:cNvPr id="1700810345" name=""/>
+                    <pic:cNvPicPr/>
+                  </pic:nvPicPr>
+                  <pic:blipFill>
+                    <a:blip r:embed="rId5"/>
+                    <a:stretch>
+                      <a:fillRect/>
+                    </a:stretch>
+                  </pic:blipFill>
+                  <pic:spPr>
+                    <a:xfrm>
+                      <a:off x="0" y="0"/>
+                      <a:ext cx="6120130" cy="1480185"/>
+                    </a:xfrm>
+                    <a:prstGeom prst="rect">
+                      <a:avLst/>
+                    </a:prstGeom>
+                  </pic:spPr>
+                </pic:pic>
+              </a:graphicData>
+            </a:graphic>
+          </wp:inline>
+        </w:drawing>
+      </w:r>
+      <w:r>
+        <w:rPr>
+          <w:noProof/>
+        </w:rPr>
+        <w:drawing>
+          <wp:inline distT="0" distB="0" distL="0" distR="0" wp14:anchorId="7BA27BF4" wp14:editId="569EBB2C">
+            <wp:extent cx="5688354" cy="2907328"/>
+            <wp:effectExtent l="0" t="0" r="7620" b="7620"/>
+            <wp:docPr id="1132339417" name="Immagine 1"/>
+            <wp:cNvGraphicFramePr>
+              <a:graphicFrameLocks xmlns:a="http://schemas.openxmlformats.org/drawingml/2006/main" noChangeAspect="1"/>
+            </wp:cNvGraphicFramePr>
+            <a:graphic xmlns:a="http://schemas.openxmlformats.org/drawingml/2006/main">
+              <a:graphicData uri="http://schemas.openxmlformats.org/drawingml/2006/picture">
+                <pic:pic xmlns:pic="http://schemas.openxmlformats.org/drawingml/2006/picture">
+                  <pic:nvPicPr>
+                    <pic:cNvPr id="1132339417" name=""/>
+                    <pic:cNvPicPr/>
+                  </pic:nvPicPr>
+                  <pic:blipFill>
+                    <a:blip r:embed="rId6"/>
+                    <a:stretch>
+                      <a:fillRect/>
+                    </a:stretch>
+                  </pic:blipFill>
+                  <pic:spPr>
+                    <a:xfrm>
+                      <a:off x="0" y="0"/>
+                      <a:ext cx="5696621" cy="2911553"/>
+                    </a:xfrm>
+                    <a:prstGeom prst="rect">
+                      <a:avLst/>
+                    </a:prstGeom>
+                  </pic:spPr>
+                </pic:pic>
+              </a:graphicData>
+            </a:graphic>
+          </wp:inline>
+        </w:drawing>
+      </w:r>
+    </w:p>
+    <w:p>
+      <w:r>
+        <w:br w:type="page"/>
       </w:r>
     </w:p>
     <w:p>
       <w:pPr>
         <w:rPr>
-          <w:u w:val="single"/>
+          <w:i/>
+          <w:iCs/>
         </w:rPr>
       </w:pPr>
       <w:r>
-        <w:t>Gli oggetti Colleague invocano richieste e le ricevono da un oggetto Mediator. Il Mediator implementa il comportamento cooperativo fra i Colleague inoltrando a questi le richieste specifiche.</w:t>
+        <w:lastRenderedPageBreak/>
+        <w:t xml:space="preserve">Dopo aver creato il nostro Mediator concreto: </w:t>
+      </w:r>
+      <w:r>
+        <w:rPr>
+          <w:i/>
+          <w:iCs/>
+        </w:rPr>
+        <w:t>“</w:t>
+      </w:r>
+      <w:proofErr w:type="spellStart"/>
+      <w:r>
+        <w:rPr>
+          <w:i/>
+          <w:iCs/>
+        </w:rPr>
+        <w:t>TorreControllo</w:t>
+      </w:r>
+      <w:proofErr w:type="spellEnd"/>
+      <w:r>
+        <w:rPr>
+          <w:i/>
+          <w:iCs/>
+        </w:rPr>
+        <w:t xml:space="preserve">” </w:t>
+      </w:r>
+      <w:r>
+        <w:t>dobbiamo collegarci gli oggetti che vogliamo far comunicare tra di loro</w:t>
+      </w:r>
+      <w:r>
+        <w:t>, in questo caso le classi “</w:t>
+      </w:r>
+      <w:r>
+        <w:rPr>
+          <w:i/>
+          <w:iCs/>
+        </w:rPr>
+        <w:t>Boeing</w:t>
+      </w:r>
+      <w:r>
+        <w:rPr>
+          <w:i/>
+          <w:iCs/>
+        </w:rPr>
+        <w:t xml:space="preserve">” </w:t>
+      </w:r>
+      <w:r>
+        <w:t xml:space="preserve">ed </w:t>
+      </w:r>
+      <w:r>
+        <w:rPr>
+          <w:i/>
+          <w:iCs/>
+        </w:rPr>
+        <w:t>“</w:t>
+      </w:r>
+      <w:proofErr w:type="spellStart"/>
+      <w:r>
+        <w:rPr>
+          <w:i/>
+          <w:iCs/>
+        </w:rPr>
+        <w:t>AirBus</w:t>
+      </w:r>
+      <w:proofErr w:type="spellEnd"/>
+      <w:r>
+        <w:rPr>
+          <w:i/>
+          <w:iCs/>
+        </w:rPr>
+        <w:t>”:</w:t>
       </w:r>
     </w:p>
+    <w:p>
+      <w:r>
+        <w:rPr>
+          <w:noProof/>
+        </w:rPr>
+        <w:drawing>
+          <wp:inline distT="0" distB="0" distL="0" distR="0" wp14:anchorId="0CC820E7" wp14:editId="0FD83426">
+            <wp:extent cx="6120130" cy="2447290"/>
+            <wp:effectExtent l="0" t="0" r="0" b="0"/>
+            <wp:docPr id="1052635150" name="Immagine 1"/>
+            <wp:cNvGraphicFramePr>
+              <a:graphicFrameLocks xmlns:a="http://schemas.openxmlformats.org/drawingml/2006/main" noChangeAspect="1"/>
+            </wp:cNvGraphicFramePr>
+            <a:graphic xmlns:a="http://schemas.openxmlformats.org/drawingml/2006/main">
+              <a:graphicData uri="http://schemas.openxmlformats.org/drawingml/2006/picture">
+                <pic:pic xmlns:pic="http://schemas.openxmlformats.org/drawingml/2006/picture">
+                  <pic:nvPicPr>
+                    <pic:cNvPr id="1052635150" name=""/>
+                    <pic:cNvPicPr/>
+                  </pic:nvPicPr>
+                  <pic:blipFill>
+                    <a:blip r:embed="rId7"/>
+                    <a:stretch>
+                      <a:fillRect/>
+                    </a:stretch>
+                  </pic:blipFill>
+                  <pic:spPr>
+                    <a:xfrm>
+                      <a:off x="0" y="0"/>
+                      <a:ext cx="6120130" cy="2447290"/>
+                    </a:xfrm>
+                    <a:prstGeom prst="rect">
+                      <a:avLst/>
+                    </a:prstGeom>
+                  </pic:spPr>
+                </pic:pic>
+              </a:graphicData>
+            </a:graphic>
+          </wp:inline>
+        </w:drawing>
+      </w:r>
+    </w:p>
+    <w:p>
+      <w:r>
+        <w:rPr>
+          <w:noProof/>
+        </w:rPr>
+        <w:drawing>
+          <wp:inline distT="0" distB="0" distL="0" distR="0" wp14:anchorId="2D37C235" wp14:editId="5E115AD3">
+            <wp:extent cx="6120130" cy="2319020"/>
+            <wp:effectExtent l="0" t="0" r="0" b="5080"/>
+            <wp:docPr id="243789348" name="Immagine 1"/>
+            <wp:cNvGraphicFramePr>
+              <a:graphicFrameLocks xmlns:a="http://schemas.openxmlformats.org/drawingml/2006/main" noChangeAspect="1"/>
+            </wp:cNvGraphicFramePr>
+            <a:graphic xmlns:a="http://schemas.openxmlformats.org/drawingml/2006/main">
+              <a:graphicData uri="http://schemas.openxmlformats.org/drawingml/2006/picture">
+                <pic:pic xmlns:pic="http://schemas.openxmlformats.org/drawingml/2006/picture">
+                  <pic:nvPicPr>
+                    <pic:cNvPr id="243789348" name=""/>
+                    <pic:cNvPicPr/>
+                  </pic:nvPicPr>
+                  <pic:blipFill>
+                    <a:blip r:embed="rId8"/>
+                    <a:stretch>
+                      <a:fillRect/>
+                    </a:stretch>
+                  </pic:blipFill>
+                  <pic:spPr>
+                    <a:xfrm>
+                      <a:off x="0" y="0"/>
+                      <a:ext cx="6120130" cy="2319020"/>
+                    </a:xfrm>
+                    <a:prstGeom prst="rect">
+                      <a:avLst/>
+                    </a:prstGeom>
+                  </pic:spPr>
+                </pic:pic>
+              </a:graphicData>
+            </a:graphic>
+          </wp:inline>
+        </w:drawing>
+      </w:r>
+      <w:r>
+        <w:t xml:space="preserve">Da notare che entrambi fanno riferimento ad una classe </w:t>
+      </w:r>
+      <w:r>
+        <w:rPr>
+          <w:i/>
+          <w:iCs/>
+        </w:rPr>
+        <w:t>“Volo”</w:t>
+      </w:r>
+      <w:r>
+        <w:t xml:space="preserve"> essa è la componente astratta di ogni oggetto concreto che vogliamo far comunicare:</w:t>
+      </w:r>
+    </w:p>
+    <w:p>
+      <w:r>
+        <w:rPr>
+          <w:noProof/>
+        </w:rPr>
+        <w:drawing>
+          <wp:inline distT="0" distB="0" distL="0" distR="0" wp14:anchorId="615C4A23" wp14:editId="1C31024D">
+            <wp:extent cx="6120130" cy="2010410"/>
+            <wp:effectExtent l="0" t="0" r="0" b="8890"/>
+            <wp:docPr id="1119966264" name="Immagine 1"/>
+            <wp:cNvGraphicFramePr>
+              <a:graphicFrameLocks xmlns:a="http://schemas.openxmlformats.org/drawingml/2006/main" noChangeAspect="1"/>
+            </wp:cNvGraphicFramePr>
+            <a:graphic xmlns:a="http://schemas.openxmlformats.org/drawingml/2006/main">
+              <a:graphicData uri="http://schemas.openxmlformats.org/drawingml/2006/picture">
+                <pic:pic xmlns:pic="http://schemas.openxmlformats.org/drawingml/2006/picture">
+                  <pic:nvPicPr>
+                    <pic:cNvPr id="1119966264" name=""/>
+                    <pic:cNvPicPr/>
+                  </pic:nvPicPr>
+                  <pic:blipFill>
+                    <a:blip r:embed="rId9"/>
+                    <a:stretch>
+                      <a:fillRect/>
+                    </a:stretch>
+                  </pic:blipFill>
+                  <pic:spPr>
+                    <a:xfrm>
+                      <a:off x="0" y="0"/>
+                      <a:ext cx="6120130" cy="2010410"/>
+                    </a:xfrm>
+                    <a:prstGeom prst="rect">
+                      <a:avLst/>
+                    </a:prstGeom>
+                  </pic:spPr>
+                </pic:pic>
+              </a:graphicData>
+            </a:graphic>
+          </wp:inline>
+        </w:drawing>
+      </w:r>
+      <w:r>
+        <w:t xml:space="preserve">Questo perché così possiamo aggiungere quanti più </w:t>
+      </w:r>
+      <w:proofErr w:type="spellStart"/>
+      <w:r>
+        <w:t>Collegue</w:t>
+      </w:r>
+      <w:proofErr w:type="spellEnd"/>
+      <w:r>
+        <w:t xml:space="preserve"> vogliamo senza dover modificare la classe dei Mediator.</w:t>
+      </w:r>
+    </w:p>
+    <w:p>
+      <w:r>
+        <w:br w:type="page"/>
+      </w:r>
+    </w:p>
+    <w:p>
+      <w:r>
+        <w:lastRenderedPageBreak/>
+        <w:t>Il diagramma UML di questo esempio è:</w:t>
+      </w:r>
+    </w:p>
+    <w:p/>
     <w:sectPr>
       <w:pgSz w:w="11906" w:h="16838"/>
       <w:pgMar w:top="1417" w:right="1134" w:bottom="1134" w:left="1134" w:header="708" w:footer="708" w:gutter="0"/>

--- a/designPattern/mediator/Mediator.docx
+++ b/designPattern/mediator/Mediator.docx
@@ -432,7 +432,54 @@
         <w:t>Il diagramma UML di questo esempio è:</w:t>
       </w:r>
     </w:p>
-    <w:p/>
+    <w:p>
+      <w:r>
+        <w:rPr>
+          <w:noProof/>
+        </w:rPr>
+        <w:drawing>
+          <wp:inline distT="0" distB="0" distL="0" distR="0" wp14:anchorId="3EC530A5" wp14:editId="40F8B232">
+            <wp:extent cx="6120130" cy="3847465"/>
+            <wp:effectExtent l="0" t="0" r="0" b="635"/>
+            <wp:docPr id="1044510256" name="Immagine 1"/>
+            <wp:cNvGraphicFramePr>
+              <a:graphicFrameLocks xmlns:a="http://schemas.openxmlformats.org/drawingml/2006/main" noChangeAspect="1"/>
+            </wp:cNvGraphicFramePr>
+            <a:graphic xmlns:a="http://schemas.openxmlformats.org/drawingml/2006/main">
+              <a:graphicData uri="http://schemas.openxmlformats.org/drawingml/2006/picture">
+                <pic:pic xmlns:pic="http://schemas.openxmlformats.org/drawingml/2006/picture">
+                  <pic:nvPicPr>
+                    <pic:cNvPr id="1044510256" name="Immagine 1044510256"/>
+                    <pic:cNvPicPr/>
+                  </pic:nvPicPr>
+                  <pic:blipFill>
+                    <a:blip r:embed="rId10">
+                      <a:extLst>
+                        <a:ext uri="{28A0092B-C50C-407E-A947-70E740481C1C}">
+                          <a14:useLocalDpi xmlns:a14="http://schemas.microsoft.com/office/drawing/2010/main" val="0"/>
+                        </a:ext>
+                      </a:extLst>
+                    </a:blip>
+                    <a:stretch>
+                      <a:fillRect/>
+                    </a:stretch>
+                  </pic:blipFill>
+                  <pic:spPr>
+                    <a:xfrm>
+                      <a:off x="0" y="0"/>
+                      <a:ext cx="6120130" cy="3847465"/>
+                    </a:xfrm>
+                    <a:prstGeom prst="rect">
+                      <a:avLst/>
+                    </a:prstGeom>
+                  </pic:spPr>
+                </pic:pic>
+              </a:graphicData>
+            </a:graphic>
+          </wp:inline>
+        </w:drawing>
+      </w:r>
+    </w:p>
     <w:sectPr>
       <w:pgSz w:w="11906" w:h="16838"/>
       <w:pgMar w:top="1417" w:right="1134" w:bottom="1134" w:left="1134" w:header="708" w:footer="708" w:gutter="0"/>
